--- a/万象虎-新手教程.docx
+++ b/万象虎-新手教程.docx
@@ -120,7 +120,7 @@
           <w:em w:val="none"/>
           <w:lang w:val="en-US" w:bidi="ar-SA" w:eastAsia="en-US"/>
         </w:rPr>
-        <w:t>（⼀）Windows 或 Linux</w:t>
+        <w:t xml:space="preserve">（⼀）Windows </w:t>
       </w:r>
     </w:p>
     <w:p>
@@ -1759,414 +1759,6 @@
           <w:lang w:val="en-US" w:bidi="ar-SA" w:eastAsia="en-US"/>
         </w:rPr>
         <w:t>→输入方案设置→右上角加号→导入方案→找到并选择万象虎压缩包</w:t>
-      </w:r>
-    </w:p>
-    <w:p>
-      <w:pPr>
-        <w:pStyle w:val="style0"/>
-        <w:kinsoku w:val="false"/>
-        <w:autoSpaceDE w:val="false"/>
-        <w:autoSpaceDN w:val="false"/>
-        <w:adjustRightInd w:val="false"/>
-        <w:snapToGrid w:val="false"/>
-        <w:spacing w:before="242" w:lineRule="auto" w:line="182"/>
-        <w:ind w:left="51"/>
-        <w:jc w:val="left"/>
-        <w:textAlignment w:val="baseline"/>
-        <w:outlineLvl w:val="0"/>
-        <w:rPr>
-          <w:spacing w:val="-7"/>
-          <w:sz w:val="38"/>
-          <w:szCs w:val="38"/>
-        </w:rPr>
-      </w:pPr>
-      <w:r>
-        <w:rPr>
-          <w:rFonts w:ascii="微软雅黑" w:cs="微软雅黑" w:eastAsia="微软雅黑" w:hAnsi="微软雅黑" w:hint="default"/>
-          <w:b w:val="false"/>
-          <w:bCs w:val="false"/>
-          <w:i w:val="false"/>
-          <w:iCs w:val="false"/>
-          <w:snapToGrid w:val="false"/>
-          <w:color w:val="000000"/>
-          <w:spacing w:val="-11"/>
-          <w:kern w:val="0"/>
-          <w:sz w:val="34"/>
-          <w:szCs w:val="34"/>
-          <w:highlight w:val="none"/>
-          <w:vertAlign w:val="baseline"/>
-          <w:em w:val="none"/>
-          <w:lang w:val="en-US" w:bidi="ar-SA" w:eastAsia="en-US"/>
-        </w:rPr>
-        <w:t>（四）Mac</w:t>
-      </w:r>
-    </w:p>
-    <w:p>
-      <w:pPr>
-        <w:pStyle w:val="style0"/>
-        <w:kinsoku w:val="false"/>
-        <w:autoSpaceDE w:val="false"/>
-        <w:autoSpaceDN w:val="false"/>
-        <w:adjustRightInd w:val="false"/>
-        <w:snapToGrid w:val="false"/>
-        <w:spacing w:before="260" w:lineRule="auto" w:line="184"/>
-        <w:ind w:left="154"/>
-        <w:jc w:val="left"/>
-        <w:textAlignment w:val="baseline"/>
-        <w:rPr>
-          <w:rFonts w:ascii="Arial" w:cs="Arial" w:eastAsia="Arial" w:hAnsi="Arial" w:hint="default"/>
-          <w:b w:val="false"/>
-          <w:bCs w:val="false"/>
-          <w:i w:val="false"/>
-          <w:iCs w:val="false"/>
-          <w:snapToGrid w:val="false"/>
-          <w:color w:val="ababab"/>
-          <w:spacing w:val="-3"/>
-          <w:kern w:val="0"/>
-          <w:sz w:val="24"/>
-          <w:szCs w:val="24"/>
-          <w:highlight w:val="none"/>
-          <w:vertAlign w:val="baseline"/>
-          <w:em w:val="none"/>
-          <w:lang w:val="en-US" w:bidi="ar-SA" w:eastAsia="en-US"/>
-        </w:rPr>
-      </w:pPr>
-      <w:r>
-        <w:rPr>
-          <w:rFonts w:ascii="微软雅黑" w:cs="微软雅黑" w:eastAsia="微软雅黑" w:hAnsi="微软雅黑" w:hint="default"/>
-          <w:b w:val="false"/>
-          <w:bCs w:val="false"/>
-          <w:i w:val="false"/>
-          <w:iCs w:val="false"/>
-          <w:snapToGrid w:val="false"/>
-          <w:color w:val="000000"/>
-          <w:spacing w:val="-1"/>
-          <w:kern w:val="0"/>
-          <w:sz w:val="24"/>
-          <w:szCs w:val="24"/>
-          <w:highlight w:val="none"/>
-          <w:vertAlign w:val="baseline"/>
-          <w:em w:val="none"/>
-          <w:lang w:val="en-US" w:bidi="ar-SA" w:eastAsia="en-US"/>
-        </w:rPr>
-        <w:t>鼠须管：</w:t>
-      </w:r>
-      <w:r>
-        <w:rPr>
-          <w:rFonts w:ascii="微软雅黑" w:cs="微软雅黑" w:eastAsia="微软雅黑" w:hAnsi="微软雅黑" w:hint="default"/>
-          <w:b w:val="false"/>
-          <w:bCs w:val="false"/>
-          <w:i w:val="false"/>
-          <w:iCs w:val="false"/>
-          <w:snapToGrid w:val="false"/>
-          <w:color w:val="000000"/>
-          <w:spacing w:val="-1"/>
-          <w:kern w:val="0"/>
-          <w:sz w:val="24"/>
-          <w:szCs w:val="24"/>
-          <w:highlight w:val="none"/>
-          <w:vertAlign w:val="baseline"/>
-          <w:em w:val="none"/>
-          <w:lang w:val="en-US" w:bidi="ar-SA" w:eastAsia="en-US"/>
-        </w:rPr>
-        <w:t>安装 鼠须管 输⼊法</w:t>
-      </w:r>
-      <w:r>
-        <w:rPr>
-          <w:rFonts w:ascii="微软雅黑" w:cs="微软雅黑" w:eastAsia="微软雅黑" w:hAnsi="微软雅黑" w:hint="default"/>
-          <w:b w:val="false"/>
-          <w:bCs w:val="false"/>
-          <w:i w:val="false"/>
-          <w:iCs w:val="false"/>
-          <w:snapToGrid w:val="false"/>
-          <w:color w:val="000000"/>
-          <w:spacing w:val="-1"/>
-          <w:kern w:val="0"/>
-          <w:sz w:val="24"/>
-          <w:szCs w:val="24"/>
-          <w:highlight w:val="none"/>
-          <w:vertAlign w:val="baseline"/>
-          <w:em w:val="none"/>
-          <w:lang w:val="en-US" w:bidi="ar-SA" w:eastAsia="en-US"/>
-        </w:rPr>
-        <w:t>。</w:t>
-      </w:r>
-    </w:p>
-    <w:p>
-      <w:pPr>
-        <w:pStyle w:val="style0"/>
-        <w:kinsoku w:val="false"/>
-        <w:autoSpaceDE w:val="false"/>
-        <w:autoSpaceDN w:val="false"/>
-        <w:adjustRightInd w:val="false"/>
-        <w:snapToGrid w:val="false"/>
-        <w:spacing w:before="260" w:lineRule="auto" w:line="184"/>
-        <w:ind w:left="154"/>
-        <w:jc w:val="left"/>
-        <w:textAlignment w:val="baseline"/>
-        <w:rPr>
-          <w:spacing w:val="-7"/>
-          <w:sz w:val="38"/>
-          <w:szCs w:val="38"/>
-        </w:rPr>
-      </w:pPr>
-      <w:r>
-        <w:rPr>
-          <w:rFonts w:ascii="Arial" w:cs="Arial" w:eastAsia="Arial" w:hAnsi="Arial" w:hint="default"/>
-          <w:b w:val="false"/>
-          <w:bCs w:val="false"/>
-          <w:i w:val="false"/>
-          <w:iCs w:val="false"/>
-          <w:snapToGrid w:val="false"/>
-          <w:color w:val="ababab"/>
-          <w:spacing w:val="-3"/>
-          <w:kern w:val="0"/>
-          <w:sz w:val="24"/>
-          <w:szCs w:val="24"/>
-          <w:highlight w:val="none"/>
-          <w:vertAlign w:val="baseline"/>
-          <w:em w:val="none"/>
-          <w:lang w:val="en-US" w:bidi="ar-SA" w:eastAsia="en-US"/>
-        </w:rPr>
-        <w:t>1.</w:t>
-      </w:r>
-      <w:r>
-        <w:rPr>
-          <w:rFonts w:ascii="Arial" w:cs="Arial" w:eastAsia="Arial" w:hAnsi="Arial" w:hint="default"/>
-          <w:b w:val="false"/>
-          <w:bCs w:val="false"/>
-          <w:i w:val="false"/>
-          <w:iCs w:val="false"/>
-          <w:snapToGrid w:val="false"/>
-          <w:color w:val="ababab"/>
-          <w:spacing w:val="-3"/>
-          <w:kern w:val="0"/>
-          <w:sz w:val="24"/>
-          <w:szCs w:val="24"/>
-          <w:highlight w:val="none"/>
-          <w:vertAlign w:val="baseline"/>
-          <w:em w:val="none"/>
-          <w:lang w:val="en-US" w:bidi="ar-SA" w:eastAsia="en-US"/>
-        </w:rPr>
-        <w:t xml:space="preserve"> </w:t>
-      </w:r>
-      <w:r>
-        <w:rPr>
-          <w:rFonts w:ascii="微软雅黑" w:cs="微软雅黑" w:eastAsia="微软雅黑" w:hAnsi="微软雅黑" w:hint="default"/>
-          <w:b w:val="false"/>
-          <w:bCs w:val="false"/>
-          <w:i w:val="false"/>
-          <w:iCs w:val="false"/>
-          <w:snapToGrid w:val="false"/>
-          <w:color w:val="000000"/>
-          <w:spacing w:val="-3"/>
-          <w:kern w:val="0"/>
-          <w:sz w:val="24"/>
-          <w:szCs w:val="24"/>
-          <w:highlight w:val="none"/>
-          <w:vertAlign w:val="baseline"/>
-          <w:em w:val="none"/>
-          <w:lang w:val="en-US" w:bidi="ar-SA" w:eastAsia="en-US"/>
-        </w:rPr>
-        <w:t>未知步骤</w:t>
-      </w:r>
-    </w:p>
-    <w:p>
-      <w:pPr>
-        <w:pStyle w:val="style0"/>
-        <w:kinsoku w:val="false"/>
-        <w:autoSpaceDE w:val="false"/>
-        <w:autoSpaceDN w:val="false"/>
-        <w:adjustRightInd w:val="false"/>
-        <w:snapToGrid w:val="false"/>
-        <w:spacing w:before="260" w:lineRule="auto" w:line="184"/>
-        <w:ind w:left="154"/>
-        <w:jc w:val="left"/>
-        <w:textAlignment w:val="baseline"/>
-        <w:rPr>
-          <w:spacing w:val="-7"/>
-          <w:sz w:val="38"/>
-          <w:szCs w:val="38"/>
-        </w:rPr>
-      </w:pPr>
-      <w:r>
-        <w:rPr>
-          <w:rFonts w:ascii="微软雅黑" w:cs="微软雅黑" w:eastAsia="微软雅黑" w:hAnsi="微软雅黑" w:hint="default"/>
-          <w:b w:val="false"/>
-          <w:bCs w:val="false"/>
-          <w:i w:val="false"/>
-          <w:iCs w:val="false"/>
-          <w:snapToGrid w:val="false"/>
-          <w:color w:val="000000"/>
-          <w:spacing w:val="-1"/>
-          <w:kern w:val="0"/>
-          <w:sz w:val="24"/>
-          <w:szCs w:val="24"/>
-          <w:highlight w:val="none"/>
-          <w:vertAlign w:val="baseline"/>
-          <w:em w:val="none"/>
-          <w:lang w:val="en-US" w:bidi="ar-SA" w:eastAsia="en-US"/>
-        </w:rPr>
-        <w:t>小企鹅：</w:t>
-      </w:r>
-      <w:r>
-        <w:rPr>
-          <w:rFonts w:ascii="微软雅黑" w:cs="微软雅黑" w:eastAsia="微软雅黑" w:hAnsi="微软雅黑" w:hint="default"/>
-          <w:b w:val="false"/>
-          <w:bCs w:val="false"/>
-          <w:i w:val="false"/>
-          <w:iCs w:val="false"/>
-          <w:snapToGrid w:val="false"/>
-          <w:color w:val="000000"/>
-          <w:spacing w:val="-1"/>
-          <w:kern w:val="0"/>
-          <w:sz w:val="24"/>
-          <w:szCs w:val="24"/>
-          <w:highlight w:val="none"/>
-          <w:vertAlign w:val="baseline"/>
-          <w:em w:val="none"/>
-          <w:lang w:val="en-US" w:bidi="ar-SA" w:eastAsia="en-US"/>
-        </w:rPr>
-        <w:t>安装</w:t>
-      </w:r>
-      <w:r>
-        <w:rPr>
-          <w:rFonts w:ascii="微软雅黑" w:cs="微软雅黑" w:eastAsia="微软雅黑" w:hAnsi="微软雅黑" w:hint="default"/>
-          <w:b w:val="false"/>
-          <w:bCs w:val="false"/>
-          <w:i w:val="false"/>
-          <w:iCs w:val="false"/>
-          <w:snapToGrid w:val="false"/>
-          <w:color w:val="000000"/>
-          <w:spacing w:val="-1"/>
-          <w:kern w:val="0"/>
-          <w:sz w:val="24"/>
-          <w:szCs w:val="24"/>
-          <w:highlight w:val="none"/>
-          <w:vertAlign w:val="baseline"/>
-          <w:em w:val="none"/>
-          <w:lang w:val="en-US" w:bidi="ar-SA" w:eastAsia="en-US"/>
-        </w:rPr>
-        <w:t xml:space="preserve"> 小企鹅 </w:t>
-      </w:r>
-      <w:r>
-        <w:rPr>
-          <w:rFonts w:ascii="微软雅黑" w:cs="微软雅黑" w:eastAsia="微软雅黑" w:hAnsi="微软雅黑" w:hint="default"/>
-          <w:b w:val="false"/>
-          <w:bCs w:val="false"/>
-          <w:i w:val="false"/>
-          <w:iCs w:val="false"/>
-          <w:snapToGrid w:val="false"/>
-          <w:color w:val="000000"/>
-          <w:spacing w:val="-1"/>
-          <w:kern w:val="0"/>
-          <w:sz w:val="24"/>
-          <w:szCs w:val="24"/>
-          <w:highlight w:val="none"/>
-          <w:vertAlign w:val="baseline"/>
-          <w:em w:val="none"/>
-          <w:lang w:val="en-US" w:bidi="ar-SA" w:eastAsia="en-US"/>
-        </w:rPr>
-        <w:t>输⼊法</w:t>
-      </w:r>
-      <w:r>
-        <w:rPr>
-          <w:rFonts w:ascii="微软雅黑" w:cs="微软雅黑" w:eastAsia="微软雅黑" w:hAnsi="微软雅黑" w:hint="default"/>
-          <w:b w:val="false"/>
-          <w:bCs w:val="false"/>
-          <w:i w:val="false"/>
-          <w:iCs w:val="false"/>
-          <w:snapToGrid w:val="false"/>
-          <w:color w:val="000000"/>
-          <w:spacing w:val="-1"/>
-          <w:kern w:val="0"/>
-          <w:sz w:val="24"/>
-          <w:szCs w:val="24"/>
-          <w:highlight w:val="none"/>
-          <w:vertAlign w:val="baseline"/>
-          <w:em w:val="none"/>
-          <w:lang w:val="en-US" w:bidi="ar-SA" w:eastAsia="en-US"/>
-        </w:rPr>
-        <w:t>。</w:t>
-      </w:r>
-    </w:p>
-    <w:p>
-      <w:pPr>
-        <w:pStyle w:val="style0"/>
-        <w:kinsoku w:val="false"/>
-        <w:autoSpaceDE w:val="false"/>
-        <w:autoSpaceDN w:val="false"/>
-        <w:adjustRightInd w:val="false"/>
-        <w:snapToGrid w:val="false"/>
-        <w:spacing w:before="260" w:lineRule="auto" w:line="184"/>
-        <w:ind w:left="154"/>
-        <w:jc w:val="left"/>
-        <w:textAlignment w:val="baseline"/>
-        <w:rPr>
-          <w:spacing w:val="-7"/>
-          <w:sz w:val="38"/>
-          <w:szCs w:val="38"/>
-        </w:rPr>
-      </w:pPr>
-      <w:r>
-        <w:rPr>
-          <w:rFonts w:ascii="Arial" w:cs="Arial" w:eastAsia="Arial" w:hAnsi="Arial" w:hint="default"/>
-          <w:b w:val="false"/>
-          <w:bCs w:val="false"/>
-          <w:i w:val="false"/>
-          <w:iCs w:val="false"/>
-          <w:snapToGrid w:val="false"/>
-          <w:color w:val="ababab"/>
-          <w:spacing w:val="-3"/>
-          <w:kern w:val="0"/>
-          <w:sz w:val="24"/>
-          <w:szCs w:val="24"/>
-          <w:highlight w:val="none"/>
-          <w:vertAlign w:val="baseline"/>
-          <w:em w:val="none"/>
-          <w:lang w:val="en-US" w:bidi="ar-SA" w:eastAsia="en-US"/>
-        </w:rPr>
-        <w:t>1.</w:t>
-      </w:r>
-      <w:r>
-        <w:rPr>
-          <w:rFonts w:ascii="Arial" w:cs="Arial" w:eastAsia="Arial" w:hAnsi="Arial" w:hint="default"/>
-          <w:b w:val="false"/>
-          <w:bCs w:val="false"/>
-          <w:i w:val="false"/>
-          <w:iCs w:val="false"/>
-          <w:snapToGrid w:val="false"/>
-          <w:color w:val="ababab"/>
-          <w:spacing w:val="-3"/>
-          <w:kern w:val="0"/>
-          <w:sz w:val="24"/>
-          <w:szCs w:val="24"/>
-          <w:highlight w:val="none"/>
-          <w:vertAlign w:val="baseline"/>
-          <w:em w:val="none"/>
-          <w:lang w:val="en-US" w:bidi="ar-SA" w:eastAsia="en-US"/>
-        </w:rPr>
-        <w:t xml:space="preserve"> </w:t>
-      </w:r>
-      <w:r>
-        <w:rPr>
-          <w:rFonts w:ascii="微软雅黑" w:cs="微软雅黑" w:eastAsia="微软雅黑" w:hAnsi="微软雅黑" w:hint="default"/>
-          <w:b w:val="false"/>
-          <w:bCs w:val="false"/>
-          <w:i w:val="false"/>
-          <w:iCs w:val="false"/>
-          <w:snapToGrid w:val="false"/>
-          <w:color w:val="000000"/>
-          <w:spacing w:val="-3"/>
-          <w:kern w:val="0"/>
-          <w:sz w:val="24"/>
-          <w:szCs w:val="24"/>
-          <w:highlight w:val="none"/>
-          <w:vertAlign w:val="baseline"/>
-          <w:em w:val="none"/>
-          <w:lang w:val="en-US" w:bidi="ar-SA" w:eastAsia="en-US"/>
-        </w:rPr>
-        <w:t>未知步骤</w:t>
       </w:r>
     </w:p>
     <w:p>
@@ -5064,87 +4656,7 @@
           <w:em w:val="none"/>
           <w:lang w:val="en-US" w:bidi="ar-SA" w:eastAsia="en-US"/>
         </w:rPr>
-        <w:t>重复上屏</w:t>
-      </w:r>
-      <w:r>
-        <w:rPr>
-          <w:rFonts w:ascii="微软雅黑" w:cs="微软雅黑" w:eastAsia="微软雅黑" w:hAnsi="微软雅黑" w:hint="default"/>
-          <w:b w:val="false"/>
-          <w:bCs w:val="false"/>
-          <w:i w:val="false"/>
-          <w:iCs w:val="false"/>
-          <w:snapToGrid w:val="false"/>
-          <w:color w:val="000000"/>
-          <w:spacing w:val="-4"/>
-          <w:kern w:val="0"/>
-          <w:sz w:val="24"/>
-          <w:szCs w:val="24"/>
-          <w:highlight w:val="none"/>
-          <w:vertAlign w:val="baseline"/>
-          <w:em w:val="none"/>
-          <w:lang w:val="en-US" w:bidi="ar-SA" w:eastAsia="en-US"/>
-        </w:rPr>
-        <w:t xml:space="preserve"> </w:t>
-      </w:r>
-      <w:r>
-        <w:rPr>
-          <w:rFonts w:ascii="微软雅黑" w:cs="微软雅黑" w:eastAsia="微软雅黑" w:hAnsi="微软雅黑" w:hint="default"/>
-          <w:b w:val="false"/>
-          <w:bCs w:val="false"/>
-          <w:i w:val="false"/>
-          <w:iCs w:val="false"/>
-          <w:snapToGrid w:val="false"/>
-          <w:color w:val="000000"/>
-          <w:spacing w:val="-4"/>
-          <w:kern w:val="0"/>
-          <w:sz w:val="24"/>
-          <w:szCs w:val="24"/>
-          <w:highlight w:val="none"/>
-          <w:vertAlign w:val="baseline"/>
-          <w:em w:val="none"/>
-          <w:lang w:val="en-US" w:bidi="ar-SA" w:eastAsia="en-US"/>
-        </w:rPr>
-        <w:t>''</w:t>
-      </w:r>
-      <w:r>
-        <w:rPr>
-          <w:rFonts w:ascii="微软雅黑" w:cs="微软雅黑" w:eastAsia="微软雅黑" w:hAnsi="微软雅黑" w:hint="default"/>
-          <w:b w:val="false"/>
-          <w:bCs w:val="false"/>
-          <w:i w:val="false"/>
-          <w:iCs w:val="false"/>
-          <w:snapToGrid w:val="false"/>
-          <w:color w:val="000000"/>
-          <w:spacing w:val="-4"/>
-          <w:kern w:val="0"/>
-          <w:sz w:val="24"/>
-          <w:szCs w:val="24"/>
-          <w:highlight w:val="none"/>
-          <w:vertAlign w:val="baseline"/>
-          <w:em w:val="none"/>
-          <w:lang w:val="en-US" w:bidi="ar-SA" w:eastAsia="en-US"/>
-        </w:rPr>
-        <w:t xml:space="preserve"> </w:t>
-      </w:r>
-      <w:r>
-        <w:rPr>
-          <w:rFonts w:ascii="微软雅黑" w:cs="微软雅黑" w:eastAsia="微软雅黑" w:hAnsi="微软雅黑" w:hint="default"/>
-          <w:b w:val="false"/>
-          <w:bCs w:val="false"/>
-          <w:i w:val="false"/>
-          <w:iCs w:val="false"/>
-          <w:snapToGrid w:val="false"/>
-          <w:color w:val="000000"/>
-          <w:spacing w:val="-4"/>
-          <w:kern w:val="0"/>
-          <w:sz w:val="24"/>
-          <w:szCs w:val="24"/>
-          <w:highlight w:val="none"/>
-          <w:vertAlign w:val="baseline"/>
-          <w:em w:val="none"/>
-          <w:lang w:val="en-US" w:bidi="ar-SA" w:eastAsia="en-US"/>
-        </w:rPr>
-        <w:t>双击单引号 或;;双击分号 或输入q/ 或z 或[ 或]</w:t>
+        <w:t>重复上屏 '' 双击单引号 或z 或【 或】或在quick_text自定义</w:t>
       </w:r>
     </w:p>
     <w:p>
@@ -20868,6 +20380,7 @@
           <w:spacing w:val="-6"/>
           <w:sz w:val="38"/>
           <w:szCs w:val="38"/>
+          <w:lang w:val="en-US"/>
         </w:rPr>
       </w:pPr>
       <w:r>
@@ -21010,8 +20523,8 @@
         <w:autoSpaceDN w:val="false"/>
         <w:adjustRightInd w:val="false"/>
         <w:snapToGrid w:val="false"/>
-        <w:spacing w:before="260" w:lineRule="auto" w:line="184"/>
-        <w:ind w:left="154"/>
+        <w:spacing w:before="88" w:lineRule="auto" w:line="194"/>
+        <w:ind w:left="142" w:right="181"/>
         <w:jc w:val="left"/>
         <w:textAlignment w:val="baseline"/>
         <w:rPr>
@@ -21030,7 +20543,7 @@
           <w:iCs w:val="false"/>
           <w:snapToGrid w:val="false"/>
           <w:color w:val="ababab"/>
-          <w:spacing w:val="-3"/>
+          <w:spacing w:val="-1"/>
           <w:kern w:val="0"/>
           <w:sz w:val="24"/>
           <w:szCs w:val="24"/>
@@ -21040,86 +20553,6 @@
           <w:lang w:val="en-US" w:bidi="ar-SA" w:eastAsia="en-US"/>
         </w:rPr>
         <w:t xml:space="preserve">    1.</w:t>
-      </w:r>
-      <w:r>
-        <w:rPr>
-          <w:rFonts w:ascii="Arial" w:cs="Arial" w:eastAsia="Arial" w:hAnsi="Arial" w:hint="default"/>
-          <w:b w:val="false"/>
-          <w:bCs w:val="false"/>
-          <w:i w:val="false"/>
-          <w:iCs w:val="false"/>
-          <w:snapToGrid w:val="false"/>
-          <w:color w:val="ababab"/>
-          <w:spacing w:val="-3"/>
-          <w:kern w:val="0"/>
-          <w:sz w:val="24"/>
-          <w:szCs w:val="24"/>
-          <w:highlight w:val="none"/>
-          <w:vertAlign w:val="baseline"/>
-          <w:em w:val="none"/>
-          <w:lang w:val="en-US" w:bidi="ar-SA" w:eastAsia="en-US"/>
-        </w:rPr>
-        <w:t xml:space="preserve"> </w:t>
-      </w:r>
-      <w:r>
-        <w:rPr>
-          <w:rFonts w:ascii="微软雅黑" w:cs="微软雅黑" w:eastAsia="微软雅黑" w:hAnsi="微软雅黑" w:hint="default"/>
-          <w:b w:val="false"/>
-          <w:bCs w:val="false"/>
-          <w:i w:val="false"/>
-          <w:iCs w:val="false"/>
-          <w:snapToGrid w:val="false"/>
-          <w:color w:val="000000"/>
-          <w:spacing w:val="-3"/>
-          <w:kern w:val="0"/>
-          <w:sz w:val="24"/>
-          <w:szCs w:val="24"/>
-          <w:highlight w:val="none"/>
-          <w:vertAlign w:val="baseline"/>
-          <w:em w:val="none"/>
-          <w:lang w:val="en-US" w:bidi="ar-SA" w:eastAsia="en-US"/>
-        </w:rPr>
-        <w:t>仓输入法版本因为内存限制，禁掉了繁简滤镜和翻译滤镜</w:t>
-      </w:r>
-    </w:p>
-    <w:p>
-      <w:pPr>
-        <w:pStyle w:val="style0"/>
-        <w:kinsoku w:val="false"/>
-        <w:autoSpaceDE w:val="false"/>
-        <w:autoSpaceDN w:val="false"/>
-        <w:adjustRightInd w:val="false"/>
-        <w:snapToGrid w:val="false"/>
-        <w:spacing w:before="88" w:lineRule="auto" w:line="194"/>
-        <w:ind w:left="142" w:right="181"/>
-        <w:jc w:val="left"/>
-        <w:textAlignment w:val="baseline"/>
-        <w:rPr>
-          <w:spacing w:val="-6"/>
-          <w:sz w:val="38"/>
-          <w:szCs w:val="38"/>
-          <w:lang w:val="en-US"/>
-        </w:rPr>
-      </w:pPr>
-      <w:r>
-        <w:rPr>
-          <w:rFonts w:ascii="Arial" w:cs="Arial" w:eastAsia="Arial" w:hAnsi="Arial" w:hint="default"/>
-          <w:b w:val="false"/>
-          <w:bCs w:val="false"/>
-          <w:i w:val="false"/>
-          <w:iCs w:val="false"/>
-          <w:snapToGrid w:val="false"/>
-          <w:color w:val="ababab"/>
-          <w:spacing w:val="-1"/>
-          <w:kern w:val="0"/>
-          <w:sz w:val="24"/>
-          <w:szCs w:val="24"/>
-          <w:highlight w:val="none"/>
-          <w:vertAlign w:val="baseline"/>
-          <w:em w:val="none"/>
-          <w:lang w:val="en-US" w:bidi="ar-SA" w:eastAsia="en-US"/>
-        </w:rPr>
-        <w:t xml:space="preserve">    2.</w:t>
       </w:r>
       <w:r>
         <w:rPr>
@@ -21639,7 +21072,7 @@
           <w:em w:val="none"/>
           <w:lang w:val="en-US" w:bidi="ar-SA" w:eastAsia="en-US"/>
         </w:rPr>
-        <w:t xml:space="preserve">    3.</w:t>
+        <w:t xml:space="preserve">    2.</w:t>
       </w:r>
       <w:r>
         <w:rPr>
@@ -21719,7 +21152,7 @@
           <w:em w:val="none"/>
           <w:lang w:val="en-US" w:bidi="ar-SA" w:eastAsia="en-US"/>
         </w:rPr>
-        <w:t>4.</w:t>
+        <w:t>3.</w:t>
       </w:r>
       <w:r>
         <w:rPr>
@@ -21759,7 +21192,7 @@
           <w:em w:val="none"/>
           <w:lang w:val="en-US" w:bidi="ar-SA" w:eastAsia="en-US"/>
         </w:rPr>
-        <w:t>ios永久化适配：自造简词（/jcdr将ios记录导入lua/user_words.lua文件，/jcdc将lua/user_words.lua文件内容导入到ios，/jcql清空所有简词记录）、手动调频（/txql 清除全部记录）</w:t>
+        <w:t>ios永久化适配：自造简词（/zwj将ios记录导入custom_phrase/user.txt文件，/jcql清空所有简词记录）</w:t>
       </w:r>
     </w:p>
     <w:p>
@@ -24007,23 +23440,7 @@
         <w:ind w:left="4"/>
         <w:jc w:val="left"/>
         <w:textAlignment w:val="baseline"/>
-        <w:rPr>
-          <w:rFonts w:ascii="Arial" w:cs="Arial" w:eastAsia="Arial" w:hAnsi="Arial" w:hint="default"/>
-          <w:b w:val="false"/>
-          <w:bCs w:val="false"/>
-          <w:i w:val="false"/>
-          <w:iCs w:val="false"/>
-          <w:snapToGrid w:val="false"/>
-          <w:color w:val="ababab"/>
-          <w:spacing w:val="-4"/>
-          <w:kern w:val="0"/>
-          <w:sz w:val="24"/>
-          <w:szCs w:val="24"/>
-          <w:highlight w:val="none"/>
-          <w:vertAlign w:val="baseline"/>
-          <w:em w:val="none"/>
-          <w:lang w:val="en-US" w:bidi="ar-SA" w:eastAsia="en-US"/>
-        </w:rPr>
+        <w:rPr/>
       </w:pPr>
       <w:r>
         <w:rPr>
@@ -24139,116 +23556,6 @@
     </w:p>
     <w:p>
       <w:pPr>
-        <w:pStyle w:val="style66"/>
-        <w:spacing w:before="273" w:lineRule="auto" w:line="183"/>
-        <w:ind w:left="47"/>
-        <w:outlineLvl w:val="0"/>
-        <w:rPr>
-          <w:sz w:val="34"/>
-          <w:szCs w:val="34"/>
-        </w:rPr>
-      </w:pPr>
-      <w:r>
-        <w:rPr>
-          <w:spacing w:val="-8"/>
-          <w:sz w:val="34"/>
-          <w:szCs w:val="34"/>
-        </w:rPr>
-        <w:t>（</w:t>
-      </w:r>
-      <w:r>
-        <w:rPr>
-          <w:spacing w:val="-8"/>
-          <w:sz w:val="34"/>
-          <w:szCs w:val="34"/>
-          <w:lang w:val="en-US"/>
-        </w:rPr>
-        <w:t>三</w:t>
-      </w:r>
-      <w:r>
-        <w:rPr>
-          <w:spacing w:val="-8"/>
-          <w:sz w:val="34"/>
-          <w:szCs w:val="34"/>
-        </w:rPr>
-        <w:t>）</w:t>
-      </w:r>
-      <w:r>
-        <w:rPr>
-          <w:spacing w:val="-8"/>
-          <w:sz w:val="34"/>
-          <w:szCs w:val="34"/>
-          <w:lang w:val="en-US"/>
-        </w:rPr>
-        <w:t>同文3.3.4闪退</w:t>
-      </w:r>
-    </w:p>
-    <w:p>
-      <w:pPr>
-        <w:pStyle w:val="style66"/>
-        <w:spacing w:before="274" w:lineRule="auto" w:line="191"/>
-        <w:rPr/>
-      </w:pPr>
-      <w:r>
-        <w:rPr>
-          <w:position w:val="4"/>
-          <w:lang w:val="en-US"/>
-        </w:rPr>
-        <w:t xml:space="preserve"> </w:t>
-      </w:r>
-      <w:r>
-        <w:rPr>
-          <w:position w:val="4"/>
-        </w:rPr>
-        <w:drawing>
-          <wp:inline distL="0" distT="0" distB="0" distR="0">
-            <wp:extent cx="47625" cy="47625"/>
-            <wp:effectExtent l="0" t="0" r="0" b="0"/>
-            <wp:docPr id="1057" name="IM 12"/>
-            <wp:cNvGraphicFramePr>
-              <a:graphicFrameLocks xmlns:a="http://schemas.openxmlformats.org/drawingml/2006/main" noChangeAspect="false" noSelect="false" noResize="false" noGrp="false"/>
-            </wp:cNvGraphicFramePr>
-            <a:graphic xmlns:a="http://schemas.openxmlformats.org/drawingml/2006/main">
-              <a:graphicData uri="http://schemas.openxmlformats.org/drawingml/2006/picture">
-                <pic:pic xmlns:pic="http://schemas.openxmlformats.org/drawingml/2006/picture">
-                  <pic:nvPicPr>
-                    <pic:cNvPr id="5" name="IM 12"/>
-                    <pic:cNvPicPr/>
-                  </pic:nvPicPr>
-                  <pic:blipFill>
-                    <a:blip r:embed="rId7" cstate="print"/>
-                    <a:srcRect l="0" t="0" r="0" b="0"/>
-                    <a:stretch/>
-                  </pic:blipFill>
-                  <pic:spPr>
-                    <a:xfrm rot="0">
-                      <a:off x="0" y="0"/>
-                      <a:ext cx="47625" cy="47625"/>
-                    </a:xfrm>
-                    <a:prstGeom prst="rect"/>
-                  </pic:spPr>
-                </pic:pic>
-              </a:graphicData>
-            </a:graphic>
-          </wp:inline>
-        </w:drawing>
-      </w:r>
-      <w:r>
-        <w:rPr>
-          <w:spacing w:val="19"/>
-        </w:rPr>
-        <w:t xml:space="preserve">  </w:t>
-      </w:r>
-      <w:r>
-        <w:rPr>
-          <w:spacing w:val="19"/>
-          <w:lang w:val="en-US"/>
-        </w:rPr>
-        <w:t>将“万象虎.trime.yaml”重命名为“trime.yaml” 或 回退3.3.3版本</w:t>
-      </w:r>
-    </w:p>
-    <w:p>
-      <w:pPr>
         <w:pStyle w:val="style0"/>
         <w:kinsoku w:val="false"/>
         <w:autoSpaceDE w:val="false"/>
@@ -24280,7 +23587,7 @@
           <w:em w:val="none"/>
           <w:lang w:val="en-US" w:bidi="ar-SA" w:eastAsia="en-US"/>
         </w:rPr>
-        <w:t>（四）仓输入法不显示拆分/注音等滤镜</w:t>
+        <w:t>（三）仓输入法不显示拆分/注音等滤镜</w:t>
       </w:r>
     </w:p>
     <w:p>
@@ -24350,7 +23657,7 @@
                     <pic:cNvPicPr/>
                   </pic:nvPicPr>
                   <pic:blipFill>
-                    <a:blip r:embed="rId8" cstate="print"/>
+                    <a:blip r:embed="rId7" cstate="print"/>
                     <a:srcRect l="0" t="0" r="0" b="0"/>
                     <a:stretch/>
                   </pic:blipFill>
